--- a/Study_Plan_and_Interviews_Preparation/Mediatek Interview Process/HR_Final_Call_Notes.docx
+++ b/Study_Plan_and_Interviews_Preparation/Mediatek Interview Process/HR_Final_Call_Notes.docx
@@ -9,11 +9,19 @@
           <w:lang w:val="en-US"/>
         </w:rPr>
       </w:pPr>
-      <w:r>
-        <w:rPr>
-          <w:lang w:val="en-US"/>
-        </w:rPr>
-        <w:t>Mediatek Job Levels</w:t>
+      <w:proofErr w:type="spellStart"/>
+      <w:r>
+        <w:rPr>
+          <w:lang w:val="en-US"/>
+        </w:rPr>
+        <w:t>Mediatek</w:t>
+      </w:r>
+      <w:proofErr w:type="spellEnd"/>
+      <w:r>
+        <w:rPr>
+          <w:lang w:val="en-US"/>
+        </w:rPr>
+        <w:t xml:space="preserve"> Job Levels</w:t>
       </w:r>
     </w:p>
     <w:p>
@@ -177,11 +185,19 @@
           <w:lang w:val="en-US"/>
         </w:rPr>
       </w:pPr>
-      <w:r>
-        <w:rPr>
-          <w:lang w:val="en-US"/>
-        </w:rPr>
-        <w:t>Mediatek Compensation Package</w:t>
+      <w:proofErr w:type="spellStart"/>
+      <w:r>
+        <w:rPr>
+          <w:lang w:val="en-US"/>
+        </w:rPr>
+        <w:t>Mediatek</w:t>
+      </w:r>
+      <w:proofErr w:type="spellEnd"/>
+      <w:r>
+        <w:rPr>
+          <w:lang w:val="en-US"/>
+        </w:rPr>
+        <w:t xml:space="preserve"> Compensation Package</w:t>
       </w:r>
     </w:p>
     <w:p>
@@ -284,13 +300,69 @@
         <w:rPr>
           <w:lang w:val="en-US"/>
         </w:rPr>
-        <w:t xml:space="preserve"> To be eligible for for February bonus, I have to join in September or before.</w:t>
-      </w:r>
-      <w:r>
-        <w:rPr>
-          <w:lang w:val="en-US"/>
-        </w:rPr>
-        <w:t xml:space="preserve"> To be eligible for August bonus, I have to join in March or before.</w:t>
+        <w:t xml:space="preserve"> To be </w:t>
+      </w:r>
+      <w:proofErr w:type="gramStart"/>
+      <w:r>
+        <w:rPr>
+          <w:lang w:val="en-US"/>
+        </w:rPr>
+        <w:t>eligible for</w:t>
+      </w:r>
+      <w:proofErr w:type="gramEnd"/>
+      <w:r>
+        <w:rPr>
+          <w:lang w:val="en-US"/>
+        </w:rPr>
+        <w:t xml:space="preserve"> </w:t>
+      </w:r>
+      <w:proofErr w:type="spellStart"/>
+      <w:r>
+        <w:rPr>
+          <w:lang w:val="en-US"/>
+        </w:rPr>
+        <w:t>for</w:t>
+      </w:r>
+      <w:proofErr w:type="spellEnd"/>
+      <w:r>
+        <w:rPr>
+          <w:lang w:val="en-US"/>
+        </w:rPr>
+        <w:t xml:space="preserve"> February bonus, I </w:t>
+      </w:r>
+      <w:proofErr w:type="gramStart"/>
+      <w:r>
+        <w:rPr>
+          <w:lang w:val="en-US"/>
+        </w:rPr>
+        <w:t>have to</w:t>
+      </w:r>
+      <w:proofErr w:type="gramEnd"/>
+      <w:r>
+        <w:rPr>
+          <w:lang w:val="en-US"/>
+        </w:rPr>
+        <w:t xml:space="preserve"> join in September or before.</w:t>
+      </w:r>
+      <w:r>
+        <w:rPr>
+          <w:lang w:val="en-US"/>
+        </w:rPr>
+        <w:t xml:space="preserve"> To be eligible for August bonus, I </w:t>
+      </w:r>
+      <w:proofErr w:type="gramStart"/>
+      <w:r>
+        <w:rPr>
+          <w:lang w:val="en-US"/>
+        </w:rPr>
+        <w:t>have to</w:t>
+      </w:r>
+      <w:proofErr w:type="gramEnd"/>
+      <w:r>
+        <w:rPr>
+          <w:lang w:val="en-US"/>
+        </w:rPr>
+        <w:t xml:space="preserve"> join in March or before.</w:t>
       </w:r>
       <w:r>
         <w:rPr>
@@ -339,19 +411,27 @@
         <w:rPr>
           <w:lang w:val="en-US"/>
         </w:rPr>
-        <w:t>LPTA is equivalent to the stock option.</w:t>
-      </w:r>
-      <w:r>
-        <w:rPr>
-          <w:lang w:val="en-US"/>
-        </w:rPr>
-        <w:t xml:space="preserve"> </w:t>
-      </w:r>
-      <w:r>
-        <w:rPr>
-          <w:lang w:val="en-US"/>
-        </w:rPr>
-        <w:t>The stocks get vested in 3 years and then you start getting benefit about it</w:t>
+        <w:t xml:space="preserve">LPTA is equivalent to the stock option. </w:t>
+      </w:r>
+      <w:r>
+        <w:rPr>
+          <w:lang w:val="en-US"/>
+        </w:rPr>
+        <w:t xml:space="preserve">The stocks get vested in 3 years and then you start getting benefit </w:t>
+      </w:r>
+      <w:proofErr w:type="gramStart"/>
+      <w:r>
+        <w:rPr>
+          <w:lang w:val="en-US"/>
+        </w:rPr>
+        <w:t>about</w:t>
+      </w:r>
+      <w:proofErr w:type="gramEnd"/>
+      <w:r>
+        <w:rPr>
+          <w:lang w:val="en-US"/>
+        </w:rPr>
+        <w:t xml:space="preserve"> it</w:t>
       </w:r>
       <w:r>
         <w:rPr>
@@ -387,7 +467,35 @@
         <w:rPr>
           <w:lang w:val="en-US"/>
         </w:rPr>
-        <w:t>The eligibility for this LPTA is that you have to be onboarded before the 30</w:t>
+        <w:t xml:space="preserve">The eligibility for this LPTA is that you </w:t>
+      </w:r>
+      <w:proofErr w:type="gramStart"/>
+      <w:r>
+        <w:rPr>
+          <w:lang w:val="en-US"/>
+        </w:rPr>
+        <w:t>have to</w:t>
+      </w:r>
+      <w:proofErr w:type="gramEnd"/>
+      <w:r>
+        <w:rPr>
+          <w:lang w:val="en-US"/>
+        </w:rPr>
+        <w:t xml:space="preserve"> be </w:t>
+      </w:r>
+      <w:proofErr w:type="gramStart"/>
+      <w:r>
+        <w:rPr>
+          <w:lang w:val="en-US"/>
+        </w:rPr>
+        <w:t>onboarded</w:t>
+      </w:r>
+      <w:proofErr w:type="gramEnd"/>
+      <w:r>
+        <w:rPr>
+          <w:lang w:val="en-US"/>
+        </w:rPr>
+        <w:t xml:space="preserve"> before the 30</w:t>
       </w:r>
       <w:r>
         <w:rPr>
@@ -400,7 +508,21 @@
         <w:rPr>
           <w:lang w:val="en-US"/>
         </w:rPr>
-        <w:t xml:space="preserve"> of September, so you would be eligible for this LPTA. So, your first LPTA will come in February (25%) and August (25%). So your first installment comes in 2027.</w:t>
+        <w:t xml:space="preserve"> of September, so you would be eligible for this LPTA. So, your first LPTA will come in February (25%) and August (25%). </w:t>
+      </w:r>
+      <w:proofErr w:type="gramStart"/>
+      <w:r>
+        <w:rPr>
+          <w:lang w:val="en-US"/>
+        </w:rPr>
+        <w:t>So</w:t>
+      </w:r>
+      <w:proofErr w:type="gramEnd"/>
+      <w:r>
+        <w:rPr>
+          <w:lang w:val="en-US"/>
+        </w:rPr>
+        <w:t xml:space="preserve"> your first installment comes in 2027.</w:t>
       </w:r>
       <w:r>
         <w:rPr>
@@ -412,13 +534,49 @@
         <w:rPr>
           <w:lang w:val="en-US"/>
         </w:rPr>
-        <w:t xml:space="preserve">All these bonuses will be prorata. </w:t>
-      </w:r>
-      <w:r>
-        <w:rPr>
-          <w:lang w:val="en-US"/>
-        </w:rPr>
-        <w:t>Prorata means number of months that you working with us, your performance will be evaluated for those specific months.</w:t>
+        <w:t xml:space="preserve">All these bonuses will be </w:t>
+      </w:r>
+      <w:proofErr w:type="spellStart"/>
+      <w:r>
+        <w:rPr>
+          <w:lang w:val="en-US"/>
+        </w:rPr>
+        <w:t>prorata</w:t>
+      </w:r>
+      <w:proofErr w:type="spellEnd"/>
+      <w:r>
+        <w:rPr>
+          <w:lang w:val="en-US"/>
+        </w:rPr>
+        <w:t xml:space="preserve">. </w:t>
+      </w:r>
+      <w:proofErr w:type="spellStart"/>
+      <w:r>
+        <w:rPr>
+          <w:lang w:val="en-US"/>
+        </w:rPr>
+        <w:t>Prorata</w:t>
+      </w:r>
+      <w:proofErr w:type="spellEnd"/>
+      <w:r>
+        <w:rPr>
+          <w:lang w:val="en-US"/>
+        </w:rPr>
+        <w:t xml:space="preserve"> means number of months that you </w:t>
+      </w:r>
+      <w:proofErr w:type="gramStart"/>
+      <w:r>
+        <w:rPr>
+          <w:lang w:val="en-US"/>
+        </w:rPr>
+        <w:t>working</w:t>
+      </w:r>
+      <w:proofErr w:type="gramEnd"/>
+      <w:r>
+        <w:rPr>
+          <w:lang w:val="en-US"/>
+        </w:rPr>
+        <w:t xml:space="preserve"> with us, your performance will be evaluated for those specific months.</w:t>
       </w:r>
       <w:r>
         <w:rPr>
@@ -465,7 +623,21 @@
         <w:rPr>
           <w:lang w:val="en-US"/>
         </w:rPr>
-        <w:t>To be eligible for the appraisal cycle, you have to join before 30</w:t>
+        <w:t xml:space="preserve">To be eligible for the appraisal cycle, you </w:t>
+      </w:r>
+      <w:proofErr w:type="gramStart"/>
+      <w:r>
+        <w:rPr>
+          <w:lang w:val="en-US"/>
+        </w:rPr>
+        <w:t>have to</w:t>
+      </w:r>
+      <w:proofErr w:type="gramEnd"/>
+      <w:r>
+        <w:rPr>
+          <w:lang w:val="en-US"/>
+        </w:rPr>
+        <w:t xml:space="preserve"> join before 30</w:t>
       </w:r>
       <w:r>
         <w:rPr>
@@ -490,7 +662,21 @@
         <w:rPr>
           <w:lang w:val="en-US"/>
         </w:rPr>
-        <w:t xml:space="preserve"> So, if you joined on the 1</w:t>
+        <w:t xml:space="preserve"> So, if you </w:t>
+      </w:r>
+      <w:proofErr w:type="gramStart"/>
+      <w:r>
+        <w:rPr>
+          <w:lang w:val="en-US"/>
+        </w:rPr>
+        <w:t>joined</w:t>
+      </w:r>
+      <w:proofErr w:type="gramEnd"/>
+      <w:r>
+        <w:rPr>
+          <w:lang w:val="en-US"/>
+        </w:rPr>
+        <w:t xml:space="preserve"> on the 1</w:t>
       </w:r>
       <w:r>
         <w:rPr>
@@ -519,11 +705,19 @@
           <w:lang w:val="en-US"/>
         </w:rPr>
       </w:pPr>
-      <w:r>
-        <w:rPr>
-          <w:lang w:val="en-US"/>
-        </w:rPr>
-        <w:t>Mediatek Offer</w:t>
+      <w:proofErr w:type="spellStart"/>
+      <w:r>
+        <w:rPr>
+          <w:lang w:val="en-US"/>
+        </w:rPr>
+        <w:t>Mediatek</w:t>
+      </w:r>
+      <w:proofErr w:type="spellEnd"/>
+      <w:r>
+        <w:rPr>
+          <w:lang w:val="en-US"/>
+        </w:rPr>
+        <w:t xml:space="preserve"> Offer</w:t>
       </w:r>
     </w:p>
     <w:p>
@@ -563,11 +757,19 @@
           <w:lang w:val="en-US"/>
         </w:rPr>
       </w:pPr>
-      <w:r>
-        <w:rPr>
-          <w:lang w:val="en-US"/>
-        </w:rPr>
-        <w:t xml:space="preserve">Mediatek will be offering you a base salary of $33,120. </w:t>
+      <w:proofErr w:type="spellStart"/>
+      <w:r>
+        <w:rPr>
+          <w:lang w:val="en-US"/>
+        </w:rPr>
+        <w:t>Mediatek</w:t>
+      </w:r>
+      <w:proofErr w:type="spellEnd"/>
+      <w:r>
+        <w:rPr>
+          <w:lang w:val="en-US"/>
+        </w:rPr>
+        <w:t xml:space="preserve"> will be offering you a base salary of $33,120. </w:t>
       </w:r>
       <w:r>
         <w:rPr>
@@ -653,7 +855,49 @@
         <w:rPr>
           <w:lang w:val="en-US"/>
         </w:rPr>
-        <w:t xml:space="preserve"> Then, on August 2027, you will be getting your performance bonus plus your vested 25% of the bonus. Of course February 2027 things will be prorated, but starting from August 2027 you will be getting everything.</w:t>
+        <w:t xml:space="preserve"> Then, </w:t>
+      </w:r>
+      <w:proofErr w:type="gramStart"/>
+      <w:r>
+        <w:rPr>
+          <w:lang w:val="en-US"/>
+        </w:rPr>
+        <w:t>on</w:t>
+      </w:r>
+      <w:proofErr w:type="gramEnd"/>
+      <w:r>
+        <w:rPr>
+          <w:lang w:val="en-US"/>
+        </w:rPr>
+        <w:t xml:space="preserve"> August 2027, you will be getting your performance bonus plus your vested 25% of the bonus. </w:t>
+      </w:r>
+      <w:proofErr w:type="gramStart"/>
+      <w:r>
+        <w:rPr>
+          <w:lang w:val="en-US"/>
+        </w:rPr>
+        <w:t>Of course</w:t>
+      </w:r>
+      <w:proofErr w:type="gramEnd"/>
+      <w:r>
+        <w:rPr>
+          <w:lang w:val="en-US"/>
+        </w:rPr>
+        <w:t xml:space="preserve"> February </w:t>
+      </w:r>
+      <w:proofErr w:type="gramStart"/>
+      <w:r>
+        <w:rPr>
+          <w:lang w:val="en-US"/>
+        </w:rPr>
+        <w:t>2027</w:t>
+      </w:r>
+      <w:proofErr w:type="gramEnd"/>
+      <w:r>
+        <w:rPr>
+          <w:lang w:val="en-US"/>
+        </w:rPr>
+        <w:t xml:space="preserve"> things will be prorated, but starting from August 2027 you will be getting everything.</w:t>
       </w:r>
     </w:p>
     <w:sectPr>
@@ -2391,4 +2635,10 @@
     </a:ext>
   </a:extLst>
 </a:theme>
+</file>
+
+<file path=docMetadata/LabelInfo.xml><?xml version="1.0" encoding="utf-8"?>
+<clbl:labelList xmlns:clbl="http://schemas.microsoft.com/office/2020/mipLabelMetadata">
+  <clbl:label id="{eaa689b4-8f87-40e0-9c6f-7228de4d754a}" enabled="0" method="" siteId="{eaa689b4-8f87-40e0-9c6f-7228de4d754a}" removed="1"/>
+</clbl:labelList>
 </file>